--- a/CJFAS-Submission/CHUMputerVisionStudyManuscriptCJFAScopy.docx
+++ b/CJFAS-Submission/CHUMputerVisionStudyManuscriptCJFAScopy.docx
@@ -3191,7 +3191,7 @@
           <w:sz w:val="24"/>
           <w:szCs w:val="24"/>
         </w:rPr>
-        <w:t xml:space="preserve">When stratifying by image preprocessing method, the results were uneven (Tables 2 and 3). For SAM processed images, there were 188 discrepancies between the model age and the original </w:t>
+        <w:t xml:space="preserve">When stratifying by image preprocessing method, the results were uneven (Table 2). For SAM processed images, there were 188 discrepancies between the model age and the original label. </w:t>
       </w:r>
       <w:r>
         <w:rPr>
@@ -3199,7 +3199,7 @@
           <w:szCs w:val="24"/>
         </w:rPr>
         <w:lastRenderedPageBreak/>
-        <w:t xml:space="preserve">label. For the YOLO processed images, there were 229 discrepancies, with an overlap of 155 images (Table 2). The predicted ages from the SAM approach more closely aligned with the reviewers' age estimates than did the YOLO method. Of the 188 discrepancies from the SAM approach, 71 (38%) of the model predicted ages agreed with the updated reviewers’ age estimates, whereas of the 229 discrepancies using the YOLO method, 70 (31%) of the model ages matched the reviewers. </w:t>
+        <w:t xml:space="preserve">For the YOLO processed images, there were 229 discrepancies, with an overlap of 155 images (Table 2). The predicted ages from the SAM approach more closely aligned with the reviewers' age estimates than did the YOLO method. Of the 188 discrepancies from the SAM approach, 71 (38%) of the model predicted ages agreed with the updated reviewers’ age estimates, whereas of the 229 discrepancies using the YOLO method, 70 (31%) of the model ages matched the reviewers. </w:t>
       </w:r>
     </w:p>
     <w:p>
@@ -6401,12 +6401,22 @@
           <w:szCs w:val="24"/>
         </w:rPr>
       </w:pPr>
-      <w:r>
-        <w:rPr>
-          <w:sz w:val="24"/>
-          <w:szCs w:val="24"/>
-        </w:rPr>
-        <w:t xml:space="preserve">Table 1: Number of labeled (total age) chum salmon scale images in our repository and the images used in model development. Four agencies were involved in creating the scale image repository: the National Oceanic and Atmospheric Administration (NOAA), Alaska Department of Fish and Game (ADF&amp;G), Department of Fisheries </w:t>
+      <w:hyperlink r:id="rId7" w:history="1">
+        <w:r>
+          <w:rPr>
+            <w:rStyle w:val="Hyperlink"/>
+            <w:sz w:val="24"/>
+            <w:szCs w:val="24"/>
+          </w:rPr>
+          <w:t>Table 1</w:t>
+        </w:r>
+      </w:hyperlink>
+      <w:r>
+        <w:rPr>
+          <w:sz w:val="24"/>
+          <w:szCs w:val="24"/>
+        </w:rPr>
+        <w:t xml:space="preserve">: Number of labeled (total age) chum salmon scale images in our repository and the images used in model development. Four agencies were involved in creating the scale image repository: the National Oceanic and Atmospheric Administration (NOAA), Alaska Department of Fish and Game (ADF&amp;G), Department of Fisheries </w:t>
       </w:r>
       <w:r>
         <w:rPr>
@@ -6434,12 +6444,22 @@
           <w:szCs w:val="24"/>
         </w:rPr>
       </w:pPr>
-      <w:r>
-        <w:rPr>
-          <w:sz w:val="24"/>
-          <w:szCs w:val="24"/>
-        </w:rPr>
-        <w:t>Table 2: Comparison of discrepancies between CNN models and original labels by ADF&amp;G and DFO reviewers. Discrepancies were classified into five major categories: original age correct, model age correct, neither age correct, ambiguous pattern (</w:t>
+      <w:hyperlink r:id="rId8" w:history="1">
+        <w:r>
+          <w:rPr>
+            <w:rStyle w:val="Hyperlink"/>
+            <w:sz w:val="24"/>
+            <w:szCs w:val="24"/>
+          </w:rPr>
+          <w:t>Table 2</w:t>
+        </w:r>
+      </w:hyperlink>
+      <w:r>
+        <w:rPr>
+          <w:sz w:val="24"/>
+          <w:szCs w:val="24"/>
+        </w:rPr>
+        <w:t>: Comparison of discrepancies between CNN models and original labels by ADF&amp;G and DFO reviewers. Discrepancies were classified into five major categories: original age correct, model age correct, neither age correct, ambiguous pattern (</w:t>
       </w:r>
       <w:r>
         <w:rPr>
@@ -6502,7 +6522,7 @@
           <w:szCs w:val="24"/>
         </w:rPr>
       </w:pPr>
-      <w:hyperlink r:id="rId7" w:history="1">
+      <w:hyperlink r:id="rId9" w:history="1">
         <w:r>
           <w:rPr>
             <w:rStyle w:val="Hyperlink"/>
@@ -6539,7 +6559,7 @@
           <w:szCs w:val="28"/>
         </w:rPr>
       </w:pPr>
-      <w:hyperlink r:id="rId8" w:history="1">
+      <w:hyperlink r:id="rId10" w:history="1">
         <w:r>
           <w:rPr>
             <w:rStyle w:val="Hyperlink"/>
@@ -6606,7 +6626,7 @@
           <w:szCs w:val="24"/>
         </w:rPr>
       </w:pPr>
-      <w:hyperlink r:id="rId9" w:history="1">
+      <w:hyperlink r:id="rId11" w:history="1">
         <w:r>
           <w:rPr>
             <w:rStyle w:val="Hyperlink"/>
@@ -6641,7 +6661,7 @@
           <w:szCs w:val="24"/>
         </w:rPr>
       </w:pPr>
-      <w:hyperlink r:id="rId10" w:history="1">
+      <w:hyperlink r:id="rId12" w:history="1">
         <w:r>
           <w:rPr>
             <w:rStyle w:val="Hyperlink"/>
@@ -6689,12 +6709,22 @@
           <w:szCs w:val="24"/>
         </w:rPr>
       </w:pPr>
-      <w:r>
-        <w:rPr>
-          <w:sz w:val="24"/>
-          <w:szCs w:val="24"/>
-        </w:rPr>
-        <w:t xml:space="preserve">Table A1. The three model architectures differed but used the same hyperparameters and model head configurations. </w:t>
+      <w:hyperlink r:id="rId13" w:history="1">
+        <w:r>
+          <w:rPr>
+            <w:rStyle w:val="Hyperlink"/>
+            <w:sz w:val="24"/>
+            <w:szCs w:val="24"/>
+          </w:rPr>
+          <w:t>Table A1</w:t>
+        </w:r>
+      </w:hyperlink>
+      <w:r>
+        <w:rPr>
+          <w:sz w:val="24"/>
+          <w:szCs w:val="24"/>
+        </w:rPr>
+        <w:t xml:space="preserve">. The three model architectures differed but used the same hyperparameters and model head configurations. </w:t>
       </w:r>
     </w:p>
     <w:p>
@@ -6718,12 +6748,22 @@
           <w:szCs w:val="24"/>
         </w:rPr>
       </w:pPr>
-      <w:r>
-        <w:rPr>
-          <w:sz w:val="24"/>
-          <w:szCs w:val="24"/>
-        </w:rPr>
-        <w:t xml:space="preserve">Table A2. The </w:t>
+      <w:hyperlink r:id="rId14" w:history="1">
+        <w:r>
+          <w:rPr>
+            <w:rStyle w:val="Hyperlink"/>
+            <w:sz w:val="24"/>
+            <w:szCs w:val="24"/>
+          </w:rPr>
+          <w:t>Table A2</w:t>
+        </w:r>
+      </w:hyperlink>
+      <w:r>
+        <w:rPr>
+          <w:sz w:val="24"/>
+          <w:szCs w:val="24"/>
+        </w:rPr>
+        <w:t xml:space="preserve">. The </w:t>
       </w:r>
       <w:proofErr w:type="spellStart"/>
       <w:r>
@@ -6781,7 +6821,7 @@
           <w:szCs w:val="24"/>
         </w:rPr>
       </w:pPr>
-      <w:hyperlink r:id="rId11" w:history="1">
+      <w:hyperlink r:id="rId15" w:history="1">
         <w:r>
           <w:rPr>
             <w:rStyle w:val="Hyperlink"/>
@@ -6819,7 +6859,7 @@
           <w:szCs w:val="24"/>
         </w:rPr>
       </w:pPr>
-      <w:hyperlink r:id="rId12" w:history="1">
+      <w:hyperlink r:id="rId16" w:history="1">
         <w:r>
           <w:rPr>
             <w:rStyle w:val="Hyperlink"/>
@@ -6871,7 +6911,7 @@
           <w:szCs w:val="24"/>
         </w:rPr>
       </w:pPr>
-      <w:hyperlink r:id="rId13" w:history="1">
+      <w:hyperlink r:id="rId17" w:history="1">
         <w:r>
           <w:rPr>
             <w:rStyle w:val="Hyperlink"/>
@@ -6890,7 +6930,7 @@
       </w:r>
     </w:p>
     <w:sectPr>
-      <w:footerReference w:type="default" r:id="rId14"/>
+      <w:footerReference w:type="default" r:id="rId18"/>
       <w:pgSz w:w="12240" w:h="15840"/>
       <w:pgMar w:top="1440" w:right="1440" w:bottom="1440" w:left="1440" w:header="720" w:footer="720" w:gutter="0"/>
       <w:lnNumType w:countBy="1" w:restart="continuous"/>

--- a/CJFAS-Submission/CHUMputerVisionStudyManuscriptCJFAScopy.docx
+++ b/CJFAS-Submission/CHUMputerVisionStudyManuscriptCJFAScopy.docx
@@ -161,13 +161,28 @@
         <w:t>5</w:t>
       </w:r>
       <w:r>
-        <w:t>, and Jordan T. Watson</w:t>
+        <w:t xml:space="preserve">, </w:t>
+      </w:r>
+      <w:r>
+        <w:t>Emma I. Christman</w:t>
       </w:r>
       <w:r>
         <w:rPr>
           <w:vertAlign w:val="superscript"/>
         </w:rPr>
         <w:t>6</w:t>
+      </w:r>
+      <w:r>
+        <w:t xml:space="preserve">, </w:t>
+      </w:r>
+      <w:r>
+        <w:t>and Jordan T. Watson</w:t>
+      </w:r>
+      <w:r>
+        <w:rPr>
+          <w:vertAlign w:val="superscript"/>
+        </w:rPr>
+        <w:t>7</w:t>
       </w:r>
     </w:p>
     <w:p>
@@ -282,24 +297,43 @@
           <w:tab w:val="right" w:pos="9360"/>
         </w:tabs>
         <w:spacing w:line="480" w:lineRule="auto"/>
+      </w:pPr>
+      <w:r>
         <w:rPr>
           <w:vertAlign w:val="superscript"/>
         </w:rPr>
-      </w:pPr>
-      <w:r>
+        <w:t>6</w:t>
+      </w:r>
+      <w:r>
+        <w:t xml:space="preserve"> School of Aquatic and Fishery Sciences, University of Washington. Seattle, Washington, USA</w:t>
+      </w:r>
+    </w:p>
+    <w:p>
+      <w:pPr>
+        <w:tabs>
+          <w:tab w:val="center" w:pos="4680"/>
+          <w:tab w:val="right" w:pos="9360"/>
+        </w:tabs>
+        <w:spacing w:line="480" w:lineRule="auto"/>
         <w:rPr>
           <w:vertAlign w:val="superscript"/>
         </w:rPr>
-        <w:t xml:space="preserve">6 </w:t>
+      </w:pPr>
+      <w:r>
+        <w:rPr>
+          <w:vertAlign w:val="superscript"/>
+        </w:rPr>
+        <w:t>7</w:t>
+      </w:r>
+      <w:r>
+        <w:rPr>
+          <w:vertAlign w:val="superscript"/>
+        </w:rPr>
+        <w:t xml:space="preserve"> </w:t>
       </w:r>
       <w:r>
         <w:t>Canadian Integrated Ocean Observing System Pacific Region, Ocean Networks Canada, Victoria, B.C., Canada</w:t>
       </w:r>
-    </w:p>
-    <w:p>
-      <w:pPr>
-        <w:spacing w:line="480" w:lineRule="auto"/>
-      </w:pPr>
     </w:p>
     <w:p>
       <w:pPr>
@@ -2533,23 +2567,7 @@
           <w:sz w:val="24"/>
           <w:szCs w:val="24"/>
         </w:rPr>
-        <w:t xml:space="preserve"> age classes 4 and 5, and developed the model on a subset of the total dataset. However, because of the scarcity of minor age class scales, they remained underrepresented in the final dataset (Table 1). CNN models were developed using 15,754 scale </w:t>
-      </w:r>
-      <w:proofErr w:type="gramStart"/>
-      <w:r>
-        <w:rPr>
-          <w:sz w:val="24"/>
-          <w:szCs w:val="24"/>
-        </w:rPr>
-        <w:t>images;</w:t>
-      </w:r>
-      <w:proofErr w:type="gramEnd"/>
-      <w:r>
-        <w:rPr>
-          <w:sz w:val="24"/>
-          <w:szCs w:val="24"/>
-        </w:rPr>
-        <w:t xml:space="preserve"> 24% of the total collection. Age 4 and 5 scale images represented 71% of the dataset. The youngest classes, age 1 and 2, predominantly came from NOAA and DFO collections. </w:t>
+        <w:t xml:space="preserve"> age classes 4 and 5, and developed the model on a subset of the total dataset. However, because of the scarcity of minor age class scales, they remained underrepresented in the final dataset (Table 1). CNN models were developed using 15,754 scale images; 24% of the total collection. Age 4 and 5 scale images represented 71% of the dataset. The youngest classes, age 1 and 2, predominantly came from NOAA and DFO collections. </w:t>
       </w:r>
     </w:p>
     <w:p>
@@ -4154,23 +4172,21 @@
           <w:sz w:val="24"/>
           <w:szCs w:val="24"/>
         </w:rPr>
-        <w:t xml:space="preserve">We thank D. S. Oxman, J. Gasper, and C. Cunningham for advice on model development, R. Ryznar, C. Mathews, and </w:t>
-      </w:r>
-      <w:proofErr w:type="spellStart"/>
-      <w:r>
-        <w:rPr>
-          <w:sz w:val="24"/>
-          <w:szCs w:val="24"/>
-        </w:rPr>
-        <w:t>L.Wecks</w:t>
-      </w:r>
-      <w:proofErr w:type="spellEnd"/>
-      <w:r>
-        <w:rPr>
-          <w:sz w:val="24"/>
-          <w:szCs w:val="24"/>
-        </w:rPr>
-        <w:t xml:space="preserve"> for project and IT support, J. Demientieff and J. Fuller for programming and systems support,  B. Agler, and J. Russell for editorial guidance, as well as E. </w:t>
+        <w:t>We thank D. S. Oxman, J. Gasper, and C. Cunningham for advice on model development, R. Ryznar, C. Mathews, and L.</w:t>
+      </w:r>
+      <w:r>
+        <w:rPr>
+          <w:sz w:val="24"/>
+          <w:szCs w:val="24"/>
+        </w:rPr>
+        <w:t xml:space="preserve"> </w:t>
+      </w:r>
+      <w:r>
+        <w:rPr>
+          <w:sz w:val="24"/>
+          <w:szCs w:val="24"/>
+        </w:rPr>
+        <w:t xml:space="preserve">Wecks for project and IT support, J. Demientieff and J. Fuller for programming and systems support, B. Agler, and J. Russell for editorial guidance, as well as E. </w:t>
       </w:r>
       <w:proofErr w:type="spellStart"/>
       <w:r>
@@ -4186,23 +4202,21 @@
           <w:sz w:val="24"/>
           <w:szCs w:val="24"/>
         </w:rPr>
-        <w:t xml:space="preserve"> for ageing the majority of NOAA scales and D. Nichols and K. Karpan for pressing </w:t>
-      </w:r>
-      <w:proofErr w:type="spellStart"/>
-      <w:r>
-        <w:rPr>
-          <w:sz w:val="24"/>
-          <w:szCs w:val="24"/>
-        </w:rPr>
-        <w:t>scales.The</w:t>
-      </w:r>
-      <w:proofErr w:type="spellEnd"/>
-      <w:r>
-        <w:rPr>
-          <w:sz w:val="24"/>
-          <w:szCs w:val="24"/>
-        </w:rPr>
-        <w:t xml:space="preserve"> Alaska Department of Fish and Game acknowledges and thanks regional staff for ageing the scales, and the Mark, Tag and Age Laboratory staff for creating and maintaining the scale image repository: P. Hagen, B. Agler, D. </w:t>
+        <w:t xml:space="preserve"> for ageing the majority of NOAA scales and D. Nichols and K. Karpan for pressing scales.</w:t>
+      </w:r>
+      <w:r>
+        <w:rPr>
+          <w:sz w:val="24"/>
+          <w:szCs w:val="24"/>
+        </w:rPr>
+        <w:t xml:space="preserve"> </w:t>
+      </w:r>
+      <w:r>
+        <w:rPr>
+          <w:sz w:val="24"/>
+          <w:szCs w:val="24"/>
+        </w:rPr>
+        <w:t xml:space="preserve">The Alaska Department of Fish and Game acknowledges and thanks regional staff for ageing the scales, and the Mark, Tag and Age Laboratory staff for creating and maintaining the scale image repository: P. Hagen, B. Agler, D. </w:t>
       </w:r>
       <w:proofErr w:type="spellStart"/>
       <w:r>
@@ -4218,15 +4232,14 @@
           <w:sz w:val="24"/>
           <w:szCs w:val="24"/>
         </w:rPr>
-        <w:t xml:space="preserve">, J. Baker, J. Cashen, M. Lovejoy, A. Norman, J. Chesmore, L. Wilson, S. Hinton, </w:t>
-      </w:r>
-      <w:proofErr w:type="spellStart"/>
-      <w:r>
-        <w:rPr>
-          <w:sz w:val="24"/>
-          <w:szCs w:val="24"/>
-        </w:rPr>
-        <w:t>B.l</w:t>
+        <w:t>, J. Baker, J. Cashen, M. Lovejoy, A. Norman, J. Chesmore, L. Wilson, S. Hinton, B.</w:t>
+      </w:r>
+      <w:r>
+        <w:rPr>
+          <w:sz w:val="24"/>
+          <w:szCs w:val="24"/>
+        </w:rPr>
+        <w:t>I</w:t>
       </w:r>
       <w:r>
         <w:rPr>
@@ -4235,7 +4248,6 @@
         </w:rPr>
         <w:t>.</w:t>
       </w:r>
-      <w:proofErr w:type="spellEnd"/>
       <w:r>
         <w:rPr>
           <w:sz w:val="24"/>
@@ -4367,7 +4379,14 @@
           <w:sz w:val="24"/>
           <w:szCs w:val="24"/>
         </w:rPr>
-        <w:t xml:space="preserve"> and SG.</w:t>
+        <w:t>, SG and EC</w:t>
+      </w:r>
+      <w:r>
+        <w:rPr>
+          <w:sz w:val="24"/>
+          <w:szCs w:val="24"/>
+        </w:rPr>
+        <w:t>.</w:t>
       </w:r>
     </w:p>
     <w:p>
@@ -6633,7 +6652,23 @@
             <w:sz w:val="24"/>
             <w:szCs w:val="24"/>
           </w:rPr>
-          <w:t>Figure 3</w:t>
+          <w:t>Fi</w:t>
+        </w:r>
+        <w:r>
+          <w:rPr>
+            <w:rStyle w:val="Hyperlink"/>
+            <w:sz w:val="24"/>
+            <w:szCs w:val="24"/>
+          </w:rPr>
+          <w:t>g</w:t>
+        </w:r>
+        <w:r>
+          <w:rPr>
+            <w:rStyle w:val="Hyperlink"/>
+            <w:sz w:val="24"/>
+            <w:szCs w:val="24"/>
+          </w:rPr>
+          <w:t>ure 3</w:t>
         </w:r>
       </w:hyperlink>
       <w:r>
@@ -7743,6 +7778,18 @@
       <w:shd w:val="clear" w:color="auto" w:fill="E1DFDD"/>
     </w:rPr>
   </w:style>
+  <w:style w:type="character" w:styleId="FollowedHyperlink">
+    <w:name w:val="FollowedHyperlink"/>
+    <w:basedOn w:val="DefaultParagraphFont"/>
+    <w:uiPriority w:val="99"/>
+    <w:semiHidden/>
+    <w:unhideWhenUsed/>
+    <w:rsid w:val="00F940F2"/>
+    <w:rPr>
+      <w:color w:val="800080" w:themeColor="followedHyperlink"/>
+      <w:u w:val="single"/>
+    </w:rPr>
+  </w:style>
 </w:styles>
 </file>
 
